--- a/Course/1 Component 1 - Computer Systems/1.5 Legal, Moral, Cultural and Ethical Issues/1.5.2 Moral and Ethical Issues/3 Worksheet (editable).docx
+++ b/Course/1 Component 1 - Computer Systems/1.5 Legal, Moral, Cultural and Ethical Issues/1.5.2 Moral and Ethical Issues/3 Worksheet (editable).docx
@@ -7,62 +7,26 @@
         <w:pStyle w:val="Heading1"/>
       </w:pPr>
       <w:r>
+        <w:rPr>
+          <w:b w:val="0"/>
+          <w:i w:val="0"/>
+        </w:rPr>
         <w:t>Quiz — 1.5.2 Moral and Ethical Issues</w:t>
       </w:r>
     </w:p>
     <w:p>
       <w:r>
-        <w:t xml:space="preserve">Name: </w:t>
-      </w:r>
-      <w:r>
         <w:rPr>
-          <w:b/>
+          <w:b w:val="0"/>
+          <w:i w:val="0"/>
         </w:rPr>
-        <w:t>_</w:t>
-      </w:r>
-      <w:r>
-        <w:rPr>
-          <w:b/>
-        </w:rPr>
-        <w:t>_</w:t>
-      </w:r>
-      <w:r>
-        <w:rPr>
-          <w:b/>
-        </w:rPr>
-        <w:t>_</w:t>
-      </w:r>
-      <w:r>
-        <w:rPr>
-          <w:b/>
-        </w:rPr>
-        <w:t>_</w:t>
-      </w:r>
-      <w:r>
-        <w:rPr>
-          <w:b/>
-        </w:rPr>
-        <w:t xml:space="preserve">   Date: </w:t>
-      </w:r>
-      <w:r>
-        <w:rPr>
-          <w:b/>
-        </w:rPr>
-        <w:t>_</w:t>
-      </w:r>
-      <w:r>
-        <w:rPr>
-          <w:b/>
-        </w:rPr>
-        <w:t xml:space="preserve">_   Mark: </w:t>
-      </w:r>
-      <w:r>
-        <w:t>____ / 25</w:t>
+        <w:t>Name: ______________________   Date: __________   Mark: ______ / 25</w:t>
       </w:r>
     </w:p>
     <w:p>
       <w:r>
         <w:rPr>
+          <w:b w:val="0"/>
           <w:i/>
         </w:rPr>
         <w:t>OCR H446 · Component 01 · 1.5.2</w:t>
@@ -80,6 +44,10 @@
         <w:pStyle w:val="Heading2"/>
       </w:pPr>
       <w:r>
+        <w:rPr>
+          <w:b w:val="0"/>
+          <w:i w:val="0"/>
+        </w:rPr>
         <w:t>Section A — Multiple choice (8 marks)</w:t>
       </w:r>
     </w:p>
@@ -87,44 +55,74 @@
       <w:r>
         <w:rPr>
           <w:b/>
+          <w:i w:val="0"/>
         </w:rPr>
         <w:t>1.</w:t>
       </w:r>
       <w:r>
+        <w:rPr>
+          <w:b w:val="0"/>
+          <w:i w:val="0"/>
+        </w:rPr>
         <w:t xml:space="preserve"> A factory replaces assembly-line workers with robots. Which issue does this </w:t>
       </w:r>
       <w:r>
         <w:rPr>
+          <w:b w:val="0"/>
           <w:i/>
         </w:rPr>
         <w:t>most</w:t>
       </w:r>
       <w:r>
+        <w:rPr>
+          <w:b w:val="0"/>
+          <w:i w:val="0"/>
+        </w:rPr>
         <w:t xml:space="preserve"> directly raise?</w:t>
       </w:r>
     </w:p>
     <w:p>
       <w:r>
+        <w:rPr>
+          <w:b w:val="0"/>
+          <w:i w:val="0"/>
+        </w:rPr>
         <w:t>A. Digital divide</w:t>
       </w:r>
     </w:p>
     <w:p>
       <w:r>
+        <w:rPr>
+          <w:b w:val="0"/>
+          <w:i w:val="0"/>
+        </w:rPr>
         <w:t>B. Automation and its impact on the workforce</w:t>
       </w:r>
     </w:p>
     <w:p>
       <w:r>
+        <w:rPr>
+          <w:b w:val="0"/>
+          <w:i w:val="0"/>
+        </w:rPr>
         <w:t>C. Censorship</w:t>
       </w:r>
     </w:p>
     <w:p>
       <w:r>
+        <w:rPr>
+          <w:b w:val="0"/>
+          <w:i w:val="0"/>
+        </w:rPr>
         <w:t>D. Monopolies</w:t>
       </w:r>
     </w:p>
     <w:p>
       <w:r>
+        <w:rPr>
+          <w:b w:val="0"/>
+          <w:i w:val="0"/>
+        </w:rPr>
         <w:t>Your answer: ☐</w:t>
       </w:r>
     </w:p>
@@ -132,35 +130,60 @@
       <w:r>
         <w:rPr>
           <w:b/>
+          <w:i w:val="0"/>
         </w:rPr>
         <w:t>2.</w:t>
       </w:r>
       <w:r>
+        <w:rPr>
+          <w:b w:val="0"/>
+          <w:i w:val="0"/>
+        </w:rPr>
         <w:t xml:space="preserve"> A bank uses an algorithm trained on historical lending data to approve or reject loan applications automatically. Critics say it unfairly rejects certain ethnic groups. Which issue is this?</w:t>
       </w:r>
     </w:p>
     <w:p>
       <w:r>
+        <w:rPr>
+          <w:b w:val="0"/>
+          <w:i w:val="0"/>
+        </w:rPr>
         <w:t>A. Offshoring</w:t>
       </w:r>
     </w:p>
     <w:p>
       <w:r>
+        <w:rPr>
+          <w:b w:val="0"/>
+          <w:i w:val="0"/>
+        </w:rPr>
         <w:t>B. AI ethics / algorithmic bias</w:t>
       </w:r>
     </w:p>
     <w:p>
       <w:r>
+        <w:rPr>
+          <w:b w:val="0"/>
+          <w:i w:val="0"/>
+        </w:rPr>
         <w:t>C. Environmental impact</w:t>
       </w:r>
     </w:p>
     <w:p>
       <w:r>
+        <w:rPr>
+          <w:b w:val="0"/>
+          <w:i w:val="0"/>
+        </w:rPr>
         <w:t>D. Vendor lock-in</w:t>
       </w:r>
     </w:p>
     <w:p>
       <w:r>
+        <w:rPr>
+          <w:b w:val="0"/>
+          <w:i w:val="0"/>
+        </w:rPr>
         <w:t>Your answer: ☐</w:t>
       </w:r>
     </w:p>
@@ -168,44 +191,74 @@
       <w:r>
         <w:rPr>
           <w:b/>
+          <w:i w:val="0"/>
         </w:rPr>
         <w:t>3.</w:t>
       </w:r>
       <w:r>
+        <w:rPr>
+          <w:b w:val="0"/>
+          <w:i w:val="0"/>
+        </w:rPr>
         <w:t xml:space="preserve"> Which of the following is a </w:t>
       </w:r>
       <w:r>
         <w:rPr>
           <w:b/>
+          <w:i w:val="0"/>
         </w:rPr>
         <w:t>drawback</w:t>
       </w:r>
       <w:r>
+        <w:rPr>
+          <w:b w:val="0"/>
+          <w:i w:val="0"/>
+        </w:rPr>
         <w:t xml:space="preserve"> of computing for the environment?</w:t>
       </w:r>
     </w:p>
     <w:p>
       <w:r>
+        <w:rPr>
+          <w:b w:val="0"/>
+          <w:i w:val="0"/>
+        </w:rPr>
         <w:t>A. Enables remote working, cutting travel</w:t>
       </w:r>
     </w:p>
     <w:p>
       <w:r>
+        <w:rPr>
+          <w:b w:val="0"/>
+          <w:i w:val="0"/>
+        </w:rPr>
         <w:t>B. Supports smart grids and paperless offices</w:t>
       </w:r>
     </w:p>
     <w:p>
       <w:r>
+        <w:rPr>
+          <w:b w:val="0"/>
+          <w:i w:val="0"/>
+        </w:rPr>
         <w:t>C. E-waste and high energy use of data centres</w:t>
       </w:r>
     </w:p>
     <w:p>
       <w:r>
+        <w:rPr>
+          <w:b w:val="0"/>
+          <w:i w:val="0"/>
+        </w:rPr>
         <w:t>D. Reduces the need for printed documents</w:t>
       </w:r>
     </w:p>
     <w:p>
       <w:r>
+        <w:rPr>
+          <w:b w:val="0"/>
+          <w:i w:val="0"/>
+        </w:rPr>
         <w:t>Your answer: ☐</w:t>
       </w:r>
     </w:p>
@@ -213,35 +266,60 @@
       <w:r>
         <w:rPr>
           <w:b/>
+          <w:i w:val="0"/>
         </w:rPr>
         <w:t>4.</w:t>
       </w:r>
       <w:r>
+        <w:rPr>
+          <w:b w:val="0"/>
+          <w:i w:val="0"/>
+        </w:rPr>
         <w:t xml:space="preserve"> A government blocks its citizens from accessing certain news websites. Which issue does this raise?</w:t>
       </w:r>
     </w:p>
     <w:p>
       <w:r>
+        <w:rPr>
+          <w:b w:val="0"/>
+          <w:i w:val="0"/>
+        </w:rPr>
         <w:t>A. Censorship and control of the internet</w:t>
       </w:r>
     </w:p>
     <w:p>
       <w:r>
+        <w:rPr>
+          <w:b w:val="0"/>
+          <w:i w:val="0"/>
+        </w:rPr>
         <w:t>B. The digital divide</w:t>
       </w:r>
     </w:p>
     <w:p>
       <w:r>
+        <w:rPr>
+          <w:b w:val="0"/>
+          <w:i w:val="0"/>
+        </w:rPr>
         <w:t>C. Automated decision making</w:t>
       </w:r>
     </w:p>
     <w:p>
       <w:r>
+        <w:rPr>
+          <w:b w:val="0"/>
+          <w:i w:val="0"/>
+        </w:rPr>
         <w:t>D. Layoffs</w:t>
       </w:r>
     </w:p>
     <w:p>
       <w:r>
+        <w:rPr>
+          <w:b w:val="0"/>
+          <w:i w:val="0"/>
+        </w:rPr>
         <w:t>Your answer: ☐</w:t>
       </w:r>
     </w:p>
@@ -249,35 +327,60 @@
       <w:r>
         <w:rPr>
           <w:b/>
+          <w:i w:val="0"/>
         </w:rPr>
         <w:t>5.</w:t>
       </w:r>
       <w:r>
+        <w:rPr>
+          <w:b w:val="0"/>
+          <w:i w:val="0"/>
+        </w:rPr>
         <w:t xml:space="preserve"> "The gap between people who have access to technology and the skills to use it, and those who do not." This describes:</w:t>
       </w:r>
     </w:p>
     <w:p>
       <w:r>
+        <w:rPr>
+          <w:b w:val="0"/>
+          <w:i w:val="0"/>
+        </w:rPr>
         <w:t>A. Offshoring</w:t>
       </w:r>
     </w:p>
     <w:p>
       <w:r>
+        <w:rPr>
+          <w:b w:val="0"/>
+          <w:i w:val="0"/>
+        </w:rPr>
         <w:t>B. The digital divide</w:t>
       </w:r>
     </w:p>
     <w:p>
       <w:r>
+        <w:rPr>
+          <w:b w:val="0"/>
+          <w:i w:val="0"/>
+        </w:rPr>
         <w:t>C. A monopoly</w:t>
       </w:r>
     </w:p>
     <w:p>
       <w:r>
+        <w:rPr>
+          <w:b w:val="0"/>
+          <w:i w:val="0"/>
+        </w:rPr>
         <w:t>D. Surveillance</w:t>
       </w:r>
     </w:p>
     <w:p>
       <w:r>
+        <w:rPr>
+          <w:b w:val="0"/>
+          <w:i w:val="0"/>
+        </w:rPr>
         <w:t>Your answer: ☐</w:t>
       </w:r>
     </w:p>
@@ -285,35 +388,60 @@
       <w:r>
         <w:rPr>
           <w:b/>
+          <w:i w:val="0"/>
         </w:rPr>
         <w:t>6.</w:t>
       </w:r>
       <w:r>
+        <w:rPr>
+          <w:b w:val="0"/>
+          <w:i w:val="0"/>
+        </w:rPr>
         <w:t xml:space="preserve"> A company moves its customer-service call centre from the UK to another country to reduce labour costs. This is best described as:</w:t>
       </w:r>
     </w:p>
     <w:p>
       <w:r>
+        <w:rPr>
+          <w:b w:val="0"/>
+          <w:i w:val="0"/>
+        </w:rPr>
         <w:t>A. Automation</w:t>
       </w:r>
     </w:p>
     <w:p>
       <w:r>
+        <w:rPr>
+          <w:b w:val="0"/>
+          <w:i w:val="0"/>
+        </w:rPr>
         <w:t>B. Censorship</w:t>
       </w:r>
     </w:p>
     <w:p>
       <w:r>
+        <w:rPr>
+          <w:b w:val="0"/>
+          <w:i w:val="0"/>
+        </w:rPr>
         <w:t>C. Offshoring</w:t>
       </w:r>
     </w:p>
     <w:p>
       <w:r>
+        <w:rPr>
+          <w:b w:val="0"/>
+          <w:i w:val="0"/>
+        </w:rPr>
         <w:t>D. Open-source licensing</w:t>
       </w:r>
     </w:p>
     <w:p>
       <w:r>
+        <w:rPr>
+          <w:b w:val="0"/>
+          <w:i w:val="0"/>
+        </w:rPr>
         <w:t>Your answer: ☐</w:t>
       </w:r>
     </w:p>
@@ -321,44 +449,74 @@
       <w:r>
         <w:rPr>
           <w:b/>
+          <w:i w:val="0"/>
         </w:rPr>
         <w:t>7.</w:t>
       </w:r>
       <w:r>
+        <w:rPr>
+          <w:b w:val="0"/>
+          <w:i w:val="0"/>
+        </w:rPr>
         <w:t xml:space="preserve"> Which is a </w:t>
       </w:r>
       <w:r>
         <w:rPr>
           <w:b/>
+          <w:i w:val="0"/>
         </w:rPr>
         <w:t>disadvantage</w:t>
       </w:r>
       <w:r>
+        <w:rPr>
+          <w:b w:val="0"/>
+          <w:i w:val="0"/>
+        </w:rPr>
         <w:t xml:space="preserve"> of one company holding a monopoly over a software market?</w:t>
       </w:r>
     </w:p>
     <w:p>
       <w:r>
+        <w:rPr>
+          <w:b w:val="0"/>
+          <w:i w:val="0"/>
+        </w:rPr>
         <w:t>A. Common standards across products</w:t>
       </w:r>
     </w:p>
     <w:p>
       <w:r>
+        <w:rPr>
+          <w:b w:val="0"/>
+          <w:i w:val="0"/>
+        </w:rPr>
         <w:t>B. Higher prices and vendor lock-in</w:t>
       </w:r>
     </w:p>
     <w:p>
       <w:r>
+        <w:rPr>
+          <w:b w:val="0"/>
+          <w:i w:val="0"/>
+        </w:rPr>
         <w:t>C. Strong technical support</w:t>
       </w:r>
     </w:p>
     <w:p>
       <w:r>
+        <w:rPr>
+          <w:b w:val="0"/>
+          <w:i w:val="0"/>
+        </w:rPr>
         <w:t>D. A polished, well-funded product</w:t>
       </w:r>
     </w:p>
     <w:p>
       <w:r>
+        <w:rPr>
+          <w:b w:val="0"/>
+          <w:i w:val="0"/>
+        </w:rPr>
         <w:t>Your answer: ☐</w:t>
       </w:r>
     </w:p>
@@ -366,35 +524,60 @@
       <w:r>
         <w:rPr>
           <w:b/>
+          <w:i w:val="0"/>
         </w:rPr>
         <w:t>8.</w:t>
       </w:r>
       <w:r>
+        <w:rPr>
+          <w:b w:val="0"/>
+          <w:i w:val="0"/>
+        </w:rPr>
         <w:t xml:space="preserve"> A self-driving car must "choose" between two unavoidable collisions. Which issue does this scenario best illustrate?</w:t>
       </w:r>
     </w:p>
     <w:p>
       <w:r>
+        <w:rPr>
+          <w:b w:val="0"/>
+          <w:i w:val="0"/>
+        </w:rPr>
         <w:t>A. The digital divide</w:t>
       </w:r>
     </w:p>
     <w:p>
       <w:r>
+        <w:rPr>
+          <w:b w:val="0"/>
+          <w:i w:val="0"/>
+        </w:rPr>
         <w:t>B. The ethics and liability of automated decision making</w:t>
       </w:r>
     </w:p>
     <w:p>
       <w:r>
+        <w:rPr>
+          <w:b w:val="0"/>
+          <w:i w:val="0"/>
+        </w:rPr>
         <w:t>C. Offshoring</w:t>
       </w:r>
     </w:p>
     <w:p>
       <w:r>
+        <w:rPr>
+          <w:b w:val="0"/>
+          <w:i w:val="0"/>
+        </w:rPr>
         <w:t>D. Open-source software</w:t>
       </w:r>
     </w:p>
     <w:p>
       <w:r>
+        <w:rPr>
+          <w:b w:val="0"/>
+          <w:i w:val="0"/>
+        </w:rPr>
         <w:t>Your answer: ☐</w:t>
       </w:r>
     </w:p>
@@ -410,6 +593,10 @@
         <w:pStyle w:val="Heading2"/>
       </w:pPr>
       <w:r>
+        <w:rPr>
+          <w:b w:val="0"/>
+          <w:i w:val="0"/>
+        </w:rPr>
         <w:t>Section B — Short answer (8 marks)</w:t>
       </w:r>
     </w:p>
@@ -417,33 +604,49 @@
       <w:r>
         <w:rPr>
           <w:b/>
+          <w:i w:val="0"/>
         </w:rPr>
         <w:t>9.</w:t>
       </w:r>
       <w:r>
+        <w:rPr>
+          <w:b w:val="0"/>
+          <w:i w:val="0"/>
+        </w:rPr>
         <w:t xml:space="preserve"> Explain </w:t>
       </w:r>
       <w:r>
         <w:rPr>
           <w:b/>
+          <w:i w:val="0"/>
         </w:rPr>
         <w:t>one</w:t>
       </w:r>
       <w:r>
+        <w:rPr>
+          <w:b w:val="0"/>
+          <w:i w:val="0"/>
+        </w:rPr>
         <w:t xml:space="preserve"> benefit and </w:t>
       </w:r>
       <w:r>
         <w:rPr>
           <w:b/>
+          <w:i w:val="0"/>
         </w:rPr>
         <w:t>one</w:t>
       </w:r>
       <w:r>
+        <w:rPr>
+          <w:b w:val="0"/>
+          <w:i w:val="0"/>
+        </w:rPr>
         <w:t xml:space="preserve"> drawback of automated decision making. </w:t>
       </w:r>
       <w:r>
         <w:rPr>
           <w:b/>
+          <w:i w:val="0"/>
         </w:rPr>
         <w:t>[2]</w:t>
       </w:r>
@@ -490,24 +693,35 @@
       <w:r>
         <w:rPr>
           <w:b/>
+          <w:i w:val="0"/>
         </w:rPr>
         <w:t>10.</w:t>
       </w:r>
       <w:r>
+        <w:rPr>
+          <w:b w:val="0"/>
+          <w:i w:val="0"/>
+        </w:rPr>
         <w:t xml:space="preserve"> Explain why an AI system can produce </w:t>
       </w:r>
       <w:r>
         <w:rPr>
           <w:b/>
+          <w:i w:val="0"/>
         </w:rPr>
         <w:t>biased</w:t>
       </w:r>
       <w:r>
+        <w:rPr>
+          <w:b w:val="0"/>
+          <w:i w:val="0"/>
+        </w:rPr>
         <w:t xml:space="preserve"> outcomes. </w:t>
       </w:r>
       <w:r>
         <w:rPr>
           <w:b/>
+          <w:i w:val="0"/>
         </w:rPr>
         <w:t>[2]</w:t>
       </w:r>
@@ -554,24 +768,35 @@
       <w:r>
         <w:rPr>
           <w:b/>
+          <w:i w:val="0"/>
         </w:rPr>
         <w:t>11.</w:t>
       </w:r>
       <w:r>
+        <w:rPr>
+          <w:b w:val="0"/>
+          <w:i w:val="0"/>
+        </w:rPr>
         <w:t xml:space="preserve"> State </w:t>
       </w:r>
       <w:r>
         <w:rPr>
           <w:b/>
+          <w:i w:val="0"/>
         </w:rPr>
         <w:t>two</w:t>
       </w:r>
       <w:r>
+        <w:rPr>
+          <w:b w:val="0"/>
+          <w:i w:val="0"/>
+        </w:rPr>
         <w:t xml:space="preserve"> ways in which the digital divide can disadvantage individuals. </w:t>
       </w:r>
       <w:r>
         <w:rPr>
           <w:b/>
+          <w:i w:val="0"/>
         </w:rPr>
         <w:t>[2]</w:t>
       </w:r>
@@ -618,33 +843,49 @@
       <w:r>
         <w:rPr>
           <w:b/>
+          <w:i w:val="0"/>
         </w:rPr>
         <w:t>12.</w:t>
       </w:r>
       <w:r>
+        <w:rPr>
+          <w:b w:val="0"/>
+          <w:i w:val="0"/>
+        </w:rPr>
         <w:t xml:space="preserve"> Mass surveillance is sometimes defended as crime prevention. State </w:t>
       </w:r>
       <w:r>
         <w:rPr>
           <w:b/>
+          <w:i w:val="0"/>
         </w:rPr>
         <w:t>one</w:t>
       </w:r>
       <w:r>
+        <w:rPr>
+          <w:b w:val="0"/>
+          <w:i w:val="0"/>
+        </w:rPr>
         <w:t xml:space="preserve"> benefit and </w:t>
       </w:r>
       <w:r>
         <w:rPr>
           <w:b/>
+          <w:i w:val="0"/>
         </w:rPr>
         <w:t>one</w:t>
       </w:r>
       <w:r>
+        <w:rPr>
+          <w:b w:val="0"/>
+          <w:i w:val="0"/>
+        </w:rPr>
         <w:t xml:space="preserve"> drawback of large-scale data collection and surveillance. </w:t>
       </w:r>
       <w:r>
         <w:rPr>
           <w:b/>
+          <w:i w:val="0"/>
         </w:rPr>
         <w:t>[2]</w:t>
       </w:r>
@@ -699,6 +940,10 @@
         <w:pStyle w:val="Heading2"/>
       </w:pPr>
       <w:r>
+        <w:rPr>
+          <w:b w:val="0"/>
+          <w:i w:val="0"/>
+        </w:rPr>
         <w:t>Section C — Extended response (9 marks)</w:t>
       </w:r>
     </w:p>
@@ -706,10 +951,15 @@
       <w:r>
         <w:rPr>
           <w:b/>
+          <w:i w:val="0"/>
         </w:rPr>
         <w:t>13.</w:t>
       </w:r>
       <w:r>
+        <w:rPr>
+          <w:b w:val="0"/>
+          <w:i w:val="0"/>
+        </w:rPr>
         <w:t xml:space="preserve"> A large supermarket chain plans to replace most of its staffed checkouts with fully automated self-service and "just walk out" till-free technology. Managers say it will cut costs and speed up shopping; staff and unions are concerned about job losses.</w:t>
       </w:r>
     </w:p>
@@ -717,15 +967,21 @@
       <w:r>
         <w:rPr>
           <w:b/>
+          <w:i w:val="0"/>
         </w:rPr>
         <w:t>Discuss</w:t>
       </w:r>
       <w:r>
+        <w:rPr>
+          <w:b w:val="0"/>
+          <w:i w:val="0"/>
+        </w:rPr>
         <w:t xml:space="preserve"> the moral, ethical and social impact of this decision, considering the different stakeholders involved, and reach a justified conclusion. </w:t>
       </w:r>
       <w:r>
         <w:rPr>
           <w:b/>
+          <w:i w:val="0"/>
         </w:rPr>
         <w:t>[9]</w:t>
       </w:r>

--- a/Course/1 Component 1 - Computer Systems/1.5 Legal, Moral, Cultural and Ethical Issues/1.5.2 Moral and Ethical Issues/3 Worksheet (editable).docx
+++ b/Course/1 Component 1 - Computer Systems/1.5 Legal, Moral, Cultural and Ethical Issues/1.5.2 Moral and Ethical Issues/3 Worksheet (editable).docx
@@ -651,30 +651,32 @@
         <w:t>[2]</w:t>
       </w:r>
     </w:p>
-    <w:p>
-      <w:pPr>
-        <w:spacing w:before="260"/>
-        <w:pBdr>
-          <w:bottom w:val="single" w:sz="4" w:space="1" w:color="AAB4C0"/>
-        </w:pBdr>
-      </w:pPr>
-    </w:p>
-    <w:p>
-      <w:pPr>
-        <w:spacing w:before="260"/>
-        <w:pBdr>
-          <w:bottom w:val="single" w:sz="4" w:space="1" w:color="AAB4C0"/>
-        </w:pBdr>
-      </w:pPr>
-    </w:p>
-    <w:p>
-      <w:pPr>
-        <w:spacing w:before="260"/>
-        <w:pBdr>
-          <w:bottom w:val="single" w:sz="4" w:space="1" w:color="AAB4C0"/>
-        </w:pBdr>
-      </w:pPr>
-    </w:p>
+    <w:tbl>
+      <w:tblPr>
+        <w:tblStyle w:val="TableGrid"/>
+        <w:tblW w:type="auto" w:w="0"/>
+        <w:tblLook w:firstColumn="1" w:firstRow="1" w:lastColumn="0" w:lastRow="0" w:noHBand="0" w:noVBand="1" w:val="04A0"/>
+      </w:tblPr>
+      <w:tblGrid>
+        <w:gridCol w:w="8640"/>
+      </w:tblGrid>
+      <w:tr>
+        <w:trPr>
+          <w:trHeight w:val="1020" w:hRule="atLeast"/>
+        </w:trPr>
+        <w:tc>
+          <w:tcPr>
+            <w:tcW w:type="dxa" w:w="8640"/>
+          </w:tcPr>
+          <w:p>
+            <w:pPr>
+              <w:spacing w:before="40"/>
+            </w:pPr>
+          </w:p>
+        </w:tc>
+      </w:tr>
+    </w:tbl>
+    <w:p/>
     <w:p>
       <w:pPr>
         <w:pBdr>
@@ -726,30 +728,32 @@
         <w:t>[2]</w:t>
       </w:r>
     </w:p>
-    <w:p>
-      <w:pPr>
-        <w:spacing w:before="260"/>
-        <w:pBdr>
-          <w:bottom w:val="single" w:sz="4" w:space="1" w:color="AAB4C0"/>
-        </w:pBdr>
-      </w:pPr>
-    </w:p>
-    <w:p>
-      <w:pPr>
-        <w:spacing w:before="260"/>
-        <w:pBdr>
-          <w:bottom w:val="single" w:sz="4" w:space="1" w:color="AAB4C0"/>
-        </w:pBdr>
-      </w:pPr>
-    </w:p>
-    <w:p>
-      <w:pPr>
-        <w:spacing w:before="260"/>
-        <w:pBdr>
-          <w:bottom w:val="single" w:sz="4" w:space="1" w:color="AAB4C0"/>
-        </w:pBdr>
-      </w:pPr>
-    </w:p>
+    <w:tbl>
+      <w:tblPr>
+        <w:tblStyle w:val="TableGrid"/>
+        <w:tblW w:type="auto" w:w="0"/>
+        <w:tblLook w:firstColumn="1" w:firstRow="1" w:lastColumn="0" w:lastRow="0" w:noHBand="0" w:noVBand="1" w:val="04A0"/>
+      </w:tblPr>
+      <w:tblGrid>
+        <w:gridCol w:w="8640"/>
+      </w:tblGrid>
+      <w:tr>
+        <w:trPr>
+          <w:trHeight w:val="1020" w:hRule="atLeast"/>
+        </w:trPr>
+        <w:tc>
+          <w:tcPr>
+            <w:tcW w:type="dxa" w:w="8640"/>
+          </w:tcPr>
+          <w:p>
+            <w:pPr>
+              <w:spacing w:before="40"/>
+            </w:pPr>
+          </w:p>
+        </w:tc>
+      </w:tr>
+    </w:tbl>
+    <w:p/>
     <w:p>
       <w:pPr>
         <w:pBdr>
@@ -801,30 +805,32 @@
         <w:t>[2]</w:t>
       </w:r>
     </w:p>
-    <w:p>
-      <w:pPr>
-        <w:spacing w:before="260"/>
-        <w:pBdr>
-          <w:bottom w:val="single" w:sz="4" w:space="1" w:color="AAB4C0"/>
-        </w:pBdr>
-      </w:pPr>
-    </w:p>
-    <w:p>
-      <w:pPr>
-        <w:spacing w:before="260"/>
-        <w:pBdr>
-          <w:bottom w:val="single" w:sz="4" w:space="1" w:color="AAB4C0"/>
-        </w:pBdr>
-      </w:pPr>
-    </w:p>
-    <w:p>
-      <w:pPr>
-        <w:spacing w:before="260"/>
-        <w:pBdr>
-          <w:bottom w:val="single" w:sz="4" w:space="1" w:color="AAB4C0"/>
-        </w:pBdr>
-      </w:pPr>
-    </w:p>
+    <w:tbl>
+      <w:tblPr>
+        <w:tblStyle w:val="TableGrid"/>
+        <w:tblW w:type="auto" w:w="0"/>
+        <w:tblLook w:firstColumn="1" w:firstRow="1" w:lastColumn="0" w:lastRow="0" w:noHBand="0" w:noVBand="1" w:val="04A0"/>
+      </w:tblPr>
+      <w:tblGrid>
+        <w:gridCol w:w="8640"/>
+      </w:tblGrid>
+      <w:tr>
+        <w:trPr>
+          <w:trHeight w:val="1020" w:hRule="atLeast"/>
+        </w:trPr>
+        <w:tc>
+          <w:tcPr>
+            <w:tcW w:type="dxa" w:w="8640"/>
+          </w:tcPr>
+          <w:p>
+            <w:pPr>
+              <w:spacing w:before="40"/>
+            </w:pPr>
+          </w:p>
+        </w:tc>
+      </w:tr>
+    </w:tbl>
+    <w:p/>
     <w:p>
       <w:pPr>
         <w:pBdr>
@@ -890,30 +896,32 @@
         <w:t>[2]</w:t>
       </w:r>
     </w:p>
-    <w:p>
-      <w:pPr>
-        <w:spacing w:before="260"/>
-        <w:pBdr>
-          <w:bottom w:val="single" w:sz="4" w:space="1" w:color="AAB4C0"/>
-        </w:pBdr>
-      </w:pPr>
-    </w:p>
-    <w:p>
-      <w:pPr>
-        <w:spacing w:before="260"/>
-        <w:pBdr>
-          <w:bottom w:val="single" w:sz="4" w:space="1" w:color="AAB4C0"/>
-        </w:pBdr>
-      </w:pPr>
-    </w:p>
-    <w:p>
-      <w:pPr>
-        <w:spacing w:before="260"/>
-        <w:pBdr>
-          <w:bottom w:val="single" w:sz="4" w:space="1" w:color="AAB4C0"/>
-        </w:pBdr>
-      </w:pPr>
-    </w:p>
+    <w:tbl>
+      <w:tblPr>
+        <w:tblStyle w:val="TableGrid"/>
+        <w:tblW w:type="auto" w:w="0"/>
+        <w:tblLook w:firstColumn="1" w:firstRow="1" w:lastColumn="0" w:lastRow="0" w:noHBand="0" w:noVBand="1" w:val="04A0"/>
+      </w:tblPr>
+      <w:tblGrid>
+        <w:gridCol w:w="8640"/>
+      </w:tblGrid>
+      <w:tr>
+        <w:trPr>
+          <w:trHeight w:val="1020" w:hRule="atLeast"/>
+        </w:trPr>
+        <w:tc>
+          <w:tcPr>
+            <w:tcW w:type="dxa" w:w="8640"/>
+          </w:tcPr>
+          <w:p>
+            <w:pPr>
+              <w:spacing w:before="40"/>
+            </w:pPr>
+          </w:p>
+        </w:tc>
+      </w:tr>
+    </w:tbl>
+    <w:p/>
     <w:p>
       <w:pPr>
         <w:pBdr>
@@ -986,102 +994,32 @@
         <w:t>[9]</w:t>
       </w:r>
     </w:p>
-    <w:p>
-      <w:pPr>
-        <w:spacing w:before="260"/>
-        <w:pBdr>
-          <w:bottom w:val="single" w:sz="4" w:space="1" w:color="AAB4C0"/>
-        </w:pBdr>
-      </w:pPr>
-    </w:p>
-    <w:p>
-      <w:pPr>
-        <w:spacing w:before="260"/>
-        <w:pBdr>
-          <w:bottom w:val="single" w:sz="4" w:space="1" w:color="AAB4C0"/>
-        </w:pBdr>
-      </w:pPr>
-    </w:p>
-    <w:p>
-      <w:pPr>
-        <w:spacing w:before="260"/>
-        <w:pBdr>
-          <w:bottom w:val="single" w:sz="4" w:space="1" w:color="AAB4C0"/>
-        </w:pBdr>
-      </w:pPr>
-    </w:p>
-    <w:p>
-      <w:pPr>
-        <w:spacing w:before="260"/>
-        <w:pBdr>
-          <w:bottom w:val="single" w:sz="4" w:space="1" w:color="AAB4C0"/>
-        </w:pBdr>
-      </w:pPr>
-    </w:p>
-    <w:p>
-      <w:pPr>
-        <w:spacing w:before="260"/>
-        <w:pBdr>
-          <w:bottom w:val="single" w:sz="4" w:space="1" w:color="AAB4C0"/>
-        </w:pBdr>
-      </w:pPr>
-    </w:p>
-    <w:p>
-      <w:pPr>
-        <w:spacing w:before="260"/>
-        <w:pBdr>
-          <w:bottom w:val="single" w:sz="4" w:space="1" w:color="AAB4C0"/>
-        </w:pBdr>
-      </w:pPr>
-    </w:p>
-    <w:p>
-      <w:pPr>
-        <w:spacing w:before="260"/>
-        <w:pBdr>
-          <w:bottom w:val="single" w:sz="4" w:space="1" w:color="AAB4C0"/>
-        </w:pBdr>
-      </w:pPr>
-    </w:p>
-    <w:p>
-      <w:pPr>
-        <w:spacing w:before="260"/>
-        <w:pBdr>
-          <w:bottom w:val="single" w:sz="4" w:space="1" w:color="AAB4C0"/>
-        </w:pBdr>
-      </w:pPr>
-    </w:p>
-    <w:p>
-      <w:pPr>
-        <w:spacing w:before="260"/>
-        <w:pBdr>
-          <w:bottom w:val="single" w:sz="4" w:space="1" w:color="AAB4C0"/>
-        </w:pBdr>
-      </w:pPr>
-    </w:p>
-    <w:p>
-      <w:pPr>
-        <w:spacing w:before="260"/>
-        <w:pBdr>
-          <w:bottom w:val="single" w:sz="4" w:space="1" w:color="AAB4C0"/>
-        </w:pBdr>
-      </w:pPr>
-    </w:p>
-    <w:p>
-      <w:pPr>
-        <w:spacing w:before="260"/>
-        <w:pBdr>
-          <w:bottom w:val="single" w:sz="4" w:space="1" w:color="AAB4C0"/>
-        </w:pBdr>
-      </w:pPr>
-    </w:p>
-    <w:p>
-      <w:pPr>
-        <w:spacing w:before="260"/>
-        <w:pBdr>
-          <w:bottom w:val="single" w:sz="4" w:space="1" w:color="AAB4C0"/>
-        </w:pBdr>
-      </w:pPr>
-    </w:p>
+    <w:tbl>
+      <w:tblPr>
+        <w:tblStyle w:val="TableGrid"/>
+        <w:tblW w:type="auto" w:w="0"/>
+        <w:tblLook w:firstColumn="1" w:firstRow="1" w:lastColumn="0" w:lastRow="0" w:noHBand="0" w:noVBand="1" w:val="04A0"/>
+      </w:tblPr>
+      <w:tblGrid>
+        <w:gridCol w:w="8640"/>
+      </w:tblGrid>
+      <w:tr>
+        <w:trPr>
+          <w:trHeight w:val="4080" w:hRule="atLeast"/>
+        </w:trPr>
+        <w:tc>
+          <w:tcPr>
+            <w:tcW w:type="dxa" w:w="8640"/>
+          </w:tcPr>
+          <w:p>
+            <w:pPr>
+              <w:spacing w:before="40"/>
+            </w:pPr>
+          </w:p>
+        </w:tc>
+      </w:tr>
+    </w:tbl>
+    <w:p/>
     <w:p>
       <w:pPr>
         <w:pBdr>
